--- a/.scratch/3-the-writing-base/cases/social/draft.docx
+++ b/.scratch/3-the-writing-base/cases/social/draft.docx
@@ -85,35 +85,21 @@
           <w:sz-cs w:val="24"/>
           <w:spacing w:val="0"/>
         </w:rPr>
-        <w:t xml:space="preserve">The study followed residents of two towns that merged in 2019.</w:t>
-      </w:r>
-    </w:p>
-    <w:p>
-      <w:pPr>
-        <w:spacing w:after="240"/>
-      </w:pPr>
-      <w:r>
-        <w:rPr>
-          <w:rFonts w:ascii="Times" w:hAnsi="Times" w:cs="Times"/>
-          <w:sz w:val="24"/>
-          <w:sz-cs w:val="24"/>
-          <w:spacing w:val="0"/>
-        </w:rPr>
-        <w:t xml:space="preserve">Merged municipalities now serve 18 percent of residents in the country (Statistics Office, 2022).</w:t>
-      </w:r>
-    </w:p>
-    <w:p>
-      <w:pPr>
-        <w:spacing w:after="240"/>
-      </w:pPr>
-      <w:r>
-        <w:rPr>
-          <w:rFonts w:ascii="Times" w:hAnsi="Times" w:cs="Times"/>
-          <w:sz w:val="24"/>
-          <w:sz-cs w:val="24"/>
-          <w:spacing w:val="0"/>
-        </w:rPr>
-        <w:t xml:space="preserve">Interviews explored how residents understood the merger, and a survey measured trust.</w:t>
+        <w:t xml:space="preserve">Merged municipalities now serve 18 percent of residents in the country (Statistics Office, 2022). A loss of trust after a merger would thus reach many of them.</w:t>
+      </w:r>
+    </w:p>
+    <w:p>
+      <w:pPr>
+        <w:spacing w:after="240"/>
+      </w:pPr>
+      <w:r>
+        <w:rPr>
+          <w:rFonts w:ascii="Times" w:hAnsi="Times" w:cs="Times"/>
+          <w:sz w:val="24"/>
+          <w:sz-cs w:val="24"/>
+          <w:spacing w:val="0"/>
+        </w:rPr>
+        <w:t xml:space="preserve">Interviews and a survey followed residents of two towns that merged in 2019.</w:t>
       </w:r>
     </w:p>
     <w:p>
@@ -170,7 +156,7 @@
           <w:sz-cs w:val="24"/>
           <w:spacing w:val="0"/>
         </w:rPr>
-        <w:t xml:space="preserve">The interview guide asked about services and about contact with the council.</w:t>
+        <w:t xml:space="preserve">The interview guide asked about services and about contact with the council. Each interview lasted 45 minutes. Interviews were recorded and transcribed.</w:t>
       </w:r>
     </w:p>
     <w:p>
@@ -198,21 +184,7 @@
           <w:sz-cs w:val="24"/>
           <w:spacing w:val="0"/>
         </w:rPr>
-        <w:t xml:space="preserve">Each interview lasted 45 minutes. Interviews were recorded and transcribed.</w:t>
-      </w:r>
-    </w:p>
-    <w:p>
-      <w:pPr>
-        <w:spacing w:after="240"/>
-      </w:pPr>
-      <w:r>
-        <w:rPr>
-          <w:rFonts w:ascii="Times" w:hAnsi="Times" w:cs="Times"/>
-          <w:sz w:val="24"/>
-          <w:sz-cs w:val="24"/>
-          <w:spacing w:val="0"/>
-        </w:rPr>
-        <w:t xml:space="preserve">Each transcript was coded twice for themes of distance and voice.</w:t>
+        <w:t xml:space="preserve">Each transcript was coded twice for themes of distance and voice, the sense of being heard by the council.</w:t>
       </w:r>
     </w:p>
     <w:p>
@@ -255,7 +227,7 @@
           <w:sz-cs w:val="24"/>
           <w:spacing w:val="0"/>
         </w:rPr>
-        <w:t xml:space="preserve">The merger brought better services in the view of six participants. Each of them lived within 5 km of the new town hall, which may explain the view.</w:t>
+        <w:t xml:space="preserve">The merger brought better services in the view of six participants. Each of them lived within 5 km of the new town hall. That proximity may have explained the view.</w:t>
       </w:r>
     </w:p>
     <w:p>
@@ -283,21 +255,21 @@
           <w:sz-cs w:val="24"/>
           <w:spacing w:val="0"/>
         </w:rPr>
-        <w:t xml:space="preserve">The three participants who kept an office nearby reported no change in their contact with the council. A nearby office may therefore have preserved that contact.</w:t>
-      </w:r>
-    </w:p>
-    <w:p>
-      <w:pPr>
-        <w:spacing w:after="240"/>
-      </w:pPr>
-      <w:r>
-        <w:rPr>
-          <w:rFonts w:ascii="Times" w:hAnsi="Times" w:cs="Times"/>
-          <w:sz w:val="24"/>
-          <w:sz-cs w:val="24"/>
-          <w:spacing w:val="0"/>
-        </w:rPr>
-        <w:t xml:space="preserve">One participant said that the council "stopped listening." The quotation illustrates the loss of voice that 15 participants described.</w:t>
+        <w:t xml:space="preserve">The three participants who kept an office nearby reported no change in their contact with the council. A nearby office thus appeared to preserve that contact.</w:t>
+      </w:r>
+    </w:p>
+    <w:p>
+      <w:pPr>
+        <w:spacing w:after="240"/>
+      </w:pPr>
+      <w:r>
+        <w:rPr>
+          <w:rFonts w:ascii="Times" w:hAnsi="Times" w:cs="Times"/>
+          <w:sz w:val="24"/>
+          <w:sz-cs w:val="24"/>
+          <w:spacing w:val="0"/>
+        </w:rPr>
+        <w:t xml:space="preserve">One participant said that the council "stopped listening," which illustrated the loss of voice that 15 participants described.</w:t>
       </w:r>
     </w:p>
     <w:p>
@@ -326,21 +298,7 @@
           <w:sz-cs w:val="24"/>
           <w:spacing w:val="0"/>
         </w:rPr>
-        <w:t xml:space="preserve">A mailed survey tested whether losing a local office lowered trust.</w:t>
-      </w:r>
-    </w:p>
-    <w:p>
-      <w:pPr>
-        <w:spacing w:after="240"/>
-      </w:pPr>
-      <w:r>
-        <w:rPr>
-          <w:rFonts w:ascii="Times" w:hAnsi="Times" w:cs="Times"/>
-          <w:sz w:val="24"/>
-          <w:sz-cs w:val="24"/>
-          <w:spacing w:val="0"/>
-        </w:rPr>
-        <w:t xml:space="preserve">We operationalized trust as agreement with five statements on a 5-point scale.</w:t>
+        <w:t xml:space="preserve">A mailed survey tested whether losing a local office lowered trust. We operationalized trust as agreement with five statements on a 5-point scale.</w:t>
       </w:r>
     </w:p>
     <w:p>
@@ -410,7 +368,7 @@
           <w:sz-cs w:val="24"/>
           <w:spacing w:val="0"/>
         </w:rPr>
-        <w:t xml:space="preserve">The questionnaire had 18 items and took 10 minutes to complete. It was tested on 20 residents before mailing.</w:t>
+        <w:t xml:space="preserve">The survey had 18 items and took 10 minutes to complete. It was tested on 20 residents before mailing.</w:t>
       </w:r>
     </w:p>
     <w:p>
@@ -439,63 +397,63 @@
           <w:sz-cs w:val="24"/>
           <w:spacing w:val="0"/>
         </w:rPr>
-        <w:t xml:space="preserve">Respondents who had lost a local office reported lower trust than the others (mean 2.9 against 3.6, p below .001). The difference was 0.7 points on the 5-point scale. Losing an office was therefore associated with lower trust.</w:t>
-      </w:r>
-    </w:p>
-    <w:p>
-      <w:pPr>
-        <w:spacing w:after="240"/>
-      </w:pPr>
-      <w:r>
-        <w:rPr>
-          <w:rFonts w:ascii="Times" w:hAnsi="Times" w:cs="Times"/>
-          <w:sz w:val="24"/>
-          <w:sz-cs w:val="24"/>
-          <w:spacing w:val="0"/>
-        </w:rPr>
-        <w:t xml:space="preserve">The respondents were a mixed bag in age and occupation.</w:t>
-      </w:r>
-    </w:p>
-    <w:p>
-      <w:pPr>
-        <w:spacing w:after="240"/>
-      </w:pPr>
-      <w:r>
-        <w:rPr>
-          <w:rFonts w:ascii="Times" w:hAnsi="Times" w:cs="Times"/>
-          <w:sz w:val="24"/>
-          <w:sz-cs w:val="24"/>
-          <w:spacing w:val="0"/>
-        </w:rPr>
-        <w:t xml:space="preserve">Trust rose with years of residence (r = .18, p below .001) and showed no link to age (r = .04, p = .41). Years of residence may matter more to trust than age.</w:t>
-      </w:r>
-    </w:p>
-    <w:p>
-      <w:pPr>
-        <w:spacing w:after="240"/>
-      </w:pPr>
-      <w:r>
-        <w:rPr>
-          <w:rFonts w:ascii="Times" w:hAnsi="Times" w:cs="Times"/>
-          <w:sz w:val="24"/>
-          <w:sz-cs w:val="24"/>
-          <w:spacing w:val="0"/>
-        </w:rPr>
-        <w:t xml:space="preserve">Trust was lowest among residents who lived more than 10 km from the new town hall (mean 2.6). Distance may help to explain the pattern that the interviews described.</w:t>
-      </w:r>
-    </w:p>
-    <w:p>
-      <w:pPr>
-        <w:spacing w:after="240"/>
-      </w:pPr>
-      <w:r>
-        <w:rPr>
-          <w:rFonts w:ascii="Times" w:hAnsi="Times" w:cs="Times"/>
-          <w:sz w:val="24"/>
-          <w:sz-cs w:val="24"/>
-          <w:spacing w:val="0"/>
-        </w:rPr>
-        <w:t xml:space="preserve">Response rates were similar in the two towns, at 33 and 35 percent. Neither town dominated the sample.</w:t>
+        <w:t xml:space="preserve">Respondents who had lost a local office reported lower trust than the others (mean 2.9 against 3.6, p below .001). The difference was 0.7 points on the 5-point scale. Those who had lost an office thus fell just below the scale's neutral point, and the others above it.</w:t>
+      </w:r>
+    </w:p>
+    <w:p>
+      <w:pPr>
+        <w:spacing w:after="240"/>
+      </w:pPr>
+      <w:r>
+        <w:rPr>
+          <w:rFonts w:ascii="Times" w:hAnsi="Times" w:cs="Times"/>
+          <w:sz w:val="24"/>
+          <w:sz-cs w:val="24"/>
+          <w:spacing w:val="0"/>
+        </w:rPr>
+        <w:t xml:space="preserve">The respondents were a mixed bag in age and occupation, with ages from 22 to 87 years and 31 occupations.</w:t>
+      </w:r>
+    </w:p>
+    <w:p>
+      <w:pPr>
+        <w:spacing w:after="240"/>
+      </w:pPr>
+      <w:r>
+        <w:rPr>
+          <w:rFonts w:ascii="Times" w:hAnsi="Times" w:cs="Times"/>
+          <w:sz w:val="24"/>
+          <w:sz-cs w:val="24"/>
+          <w:spacing w:val="0"/>
+        </w:rPr>
+        <w:t xml:space="preserve">Trust rose with years of residence (r = .18, p below .001) and showed no link to age (r = .04, p = .41). Years of residence thus related more closely to trust than age did.</w:t>
+      </w:r>
+    </w:p>
+    <w:p>
+      <w:pPr>
+        <w:spacing w:after="240"/>
+      </w:pPr>
+      <w:r>
+        <w:rPr>
+          <w:rFonts w:ascii="Times" w:hAnsi="Times" w:cs="Times"/>
+          <w:sz w:val="24"/>
+          <w:sz-cs w:val="24"/>
+          <w:spacing w:val="0"/>
+        </w:rPr>
+        <w:t xml:space="preserve">Trust was lowest among residents who lived more than 10 km from the new town hall (mean 2.6). The survey result agreed with the participants' accounts of contact lost to distance.</w:t>
+      </w:r>
+    </w:p>
+    <w:p>
+      <w:pPr>
+        <w:spacing w:after="240"/>
+      </w:pPr>
+      <w:r>
+        <w:rPr>
+          <w:rFonts w:ascii="Times" w:hAnsi="Times" w:cs="Times"/>
+          <w:sz w:val="24"/>
+          <w:sz-cs w:val="24"/>
+          <w:spacing w:val="0"/>
+        </w:rPr>
+        <w:t xml:space="preserve">Response rates were similar in the two towns, at 33 and 35 percent, so neither town dominated the sample.</w:t>
       </w:r>
     </w:p>
     <w:p>
@@ -538,7 +496,7 @@
           <w:sz-cs w:val="24"/>
           <w:spacing w:val="0"/>
         </w:rPr>
-        <w:t xml:space="preserve">Interviewees were recruited at the public library, so they may differ from residents who never visit it.</w:t>
+        <w:t xml:space="preserve">Participants were recruited at the public library, so they may differ from residents who never visit it.</w:t>
       </w:r>
     </w:p>
     <w:p>
@@ -566,63 +524,49 @@
           <w:sz-cs w:val="24"/>
           <w:spacing w:val="0"/>
         </w:rPr>
-        <w:t xml:space="preserve">The interviews suggest a mechanism; the survey shows its size. Together they point to a loss of voice.</w:t>
-      </w:r>
-    </w:p>
-    <w:p>
-      <w:pPr>
-        <w:spacing w:after="240"/>
-      </w:pPr>
-      <w:r>
-        <w:rPr>
-          <w:rFonts w:ascii="Times" w:hAnsi="Times" w:cs="Times"/>
-          <w:sz w:val="24"/>
-          <w:sz-cs w:val="24"/>
-          <w:spacing w:val="0"/>
-        </w:rPr>
-        <w:t xml:space="preserve">Local offices give residents a place to be heard (Abara, 2017).</w:t>
-      </w:r>
-    </w:p>
-    <w:p>
-      <w:pPr>
-        <w:spacing w:after="240"/>
-      </w:pPr>
-      <w:r>
-        <w:rPr>
-          <w:rFonts w:ascii="Times" w:hAnsi="Times" w:cs="Times"/>
-          <w:sz w:val="24"/>
-          <w:sz-cs w:val="24"/>
-          <w:spacing w:val="0"/>
-        </w:rPr>
-        <w:t xml:space="preserve">A longer trip to the town hall may reduce contact with officials.</w:t>
-      </w:r>
-    </w:p>
-    <w:p>
-      <w:pPr>
-        <w:spacing w:after="240"/>
-      </w:pPr>
-      <w:r>
-        <w:rPr>
-          <w:rFonts w:ascii="Times" w:hAnsi="Times" w:cs="Times"/>
-          <w:sz w:val="24"/>
-          <w:sz-cs w:val="24"/>
-          <w:spacing w:val="0"/>
-        </w:rPr>
-        <w:t xml:space="preserve">The loss appears to concern voice, not service quality, since six participants described a gain in services.</w:t>
-      </w:r>
-    </w:p>
-    <w:p>
-      <w:pPr>
-        <w:spacing w:after="240"/>
-      </w:pPr>
-      <w:r>
-        <w:rPr>
-          <w:rFonts w:ascii="Times" w:hAnsi="Times" w:cs="Times"/>
-          <w:sz w:val="24"/>
-          <w:sz-cs w:val="24"/>
-          <w:spacing w:val="0"/>
-        </w:rPr>
-        <w:t xml:space="preserve">We suggest that councils keep a local office open for two years after a merger.</w:t>
+        <w:t xml:space="preserve">The interviews suggest a mechanism; the survey shows its size.</w:t>
+      </w:r>
+    </w:p>
+    <w:p>
+      <w:pPr>
+        <w:spacing w:after="240"/>
+      </w:pPr>
+      <w:r>
+        <w:rPr>
+          <w:rFonts w:ascii="Times" w:hAnsi="Times" w:cs="Times"/>
+          <w:sz w:val="24"/>
+          <w:sz-cs w:val="24"/>
+          <w:spacing w:val="0"/>
+        </w:rPr>
+        <w:t xml:space="preserve">Local offices give residents a place to be heard (Abara, 2017). A longer trip to the town hall may reduce contact with the council.</w:t>
+      </w:r>
+    </w:p>
+    <w:p>
+      <w:pPr>
+        <w:spacing w:after="240"/>
+      </w:pPr>
+      <w:r>
+        <w:rPr>
+          <w:rFonts w:ascii="Times" w:hAnsi="Times" w:cs="Times"/>
+          <w:sz w:val="24"/>
+          <w:sz-cs w:val="24"/>
+          <w:spacing w:val="0"/>
+        </w:rPr>
+        <w:t xml:space="preserve">The loss appears to concern voice, not service quality, since six participants described better services.</w:t>
+      </w:r>
+    </w:p>
+    <w:p>
+      <w:pPr>
+        <w:spacing w:after="240"/>
+      </w:pPr>
+      <w:r>
+        <w:rPr>
+          <w:rFonts w:ascii="Times" w:hAnsi="Times" w:cs="Times"/>
+          <w:sz w:val="24"/>
+          <w:sz-cs w:val="24"/>
+          <w:spacing w:val="0"/>
+        </w:rPr>
+        <w:t xml:space="preserve">We suggest that councils consider keeping a local office open after a merger.</w:t>
       </w:r>
     </w:p>
     <w:p>
